--- a/lessons/4-5/downloads/reveal/teacher/4.5-session-2-prerequisite-practice-b.docx
+++ b/lessons/4-5/downloads/reveal/teacher/4.5-session-2-prerequisite-practice-b.docx
@@ -114,7 +114,7 @@
           <w:sz w:val="17"/>
           <w:szCs w:val="17"/>
         </w:rPr>
-        <w:t xml:space="preserve">Builds on Lesson 2-7 Session 2 · 6.NS.B.3</w:t>
+        <w:t xml:space="preserve">Builds on Lesson 2-7 Session 2</w:t>
       </w:r>
     </w:p>
     <w:tbl>
@@ -245,7 +245,7 @@
                 <w:sz w:val="20"/>
                 <w:szCs w:val="20"/>
               </w:rPr>
-              <w:t xml:space="preserve">You will use it in Practice Form A, problems 2 and 5.</w:t>
+              <w:t xml:space="preserve">You will use it in Practice, problems 1, 2 and 5.</w:t>
             </w:r>
           </w:p>
         </w:tc>
@@ -261,6 +261,7 @@
           <w:tab w:val="right" w:pos="9504"/>
         </w:tabs>
         <w:spacing w:before="50" w:after="36" w:line="240" w:lineRule="auto"/>
+        <w:outlineLvl w:val="1"/>
       </w:pPr>
       <w:r>
         <w:rPr>
@@ -509,6 +510,7 @@
           <w:tab w:val="right" w:pos="9504"/>
         </w:tabs>
         <w:spacing w:before="50" w:after="36" w:line="240" w:lineRule="auto"/>
+        <w:outlineLvl w:val="1"/>
       </w:pPr>
       <w:r>
         <w:rPr>
@@ -715,6 +717,7 @@
           <w:tab w:val="right" w:pos="9504"/>
         </w:tabs>
         <w:spacing w:before="50" w:after="36" w:line="240" w:lineRule="auto"/>
+        <w:outlineLvl w:val="1"/>
       </w:pPr>
       <w:r>
         <w:rPr>
@@ -761,8 +764,8 @@
           <w:rFonts w:ascii="Avenir Next" w:hAnsi="Avenir Next" w:cs="Avenir Next" w:eastAsia="Avenir Next"/>
           <w:b/>
           <w:color w:val="1A1A1A"/>
-          <w:sz w:val="22"/>
-          <w:szCs w:val="22"/>
+          <w:sz w:val="21"/>
+          <w:szCs w:val="21"/>
         </w:rPr>
         <w:t xml:space="preserve">1.</w:t>
       </w:r>
@@ -770,8 +773,8 @@
         <w:rPr>
           <w:rFonts w:ascii="Avenir Next" w:hAnsi="Avenir Next" w:cs="Avenir Next" w:eastAsia="Avenir Next"/>
           <w:color w:val="1A1A1A"/>
-          <w:sz w:val="22"/>
-          <w:szCs w:val="22"/>
+          <w:sz w:val="21"/>
+          <w:szCs w:val="21"/>
         </w:rPr>
         <w:tab/>
       </w:r>
@@ -779,8 +782,8 @@
         <w:rPr>
           <w:rFonts w:ascii="Avenir Next" w:hAnsi="Avenir Next" w:cs="Avenir Next" w:eastAsia="Avenir Next"/>
           <w:color w:val="1A1A1A"/>
-          <w:sz w:val="22"/>
-          <w:szCs w:val="22"/>
+          <w:sz w:val="21"/>
+          <w:szCs w:val="21"/>
         </w:rPr>
         <w:t xml:space="preserve">Find 63 ÷ 0.7.</w:t>
       </w:r>
@@ -952,8 +955,37 @@
           <w:color w:val="1A1A1A"/>
           <w:sz w:val="21"/>
           <w:szCs w:val="21"/>
-        </w:rPr>
-        <w:t xml:space="preserve">630 ÷ 7 = </w:t>
+          <w:u w:val="single"/>
+        </w:rPr>
+        <w:t xml:space="preserve">                </w:t>
+      </w:r>
+      <w:r>
+        <w:rPr>
+          <w:rFonts w:ascii="Avenir Next" w:hAnsi="Avenir Next" w:cs="Avenir Next" w:eastAsia="Avenir Next"/>
+          <w:color w:val="1A1A1A"/>
+          <w:sz w:val="21"/>
+          <w:szCs w:val="21"/>
+        </w:rPr>
+        <w:t xml:space="preserve"> ÷ </w:t>
+      </w:r>
+      <w:r>
+        <w:rPr>
+          <w:rFonts w:ascii="Avenir Next" w:hAnsi="Avenir Next" w:cs="Avenir Next" w:eastAsia="Avenir Next"/>
+          <w:color w:val="1A1A1A"/>
+          <w:sz w:val="21"/>
+          <w:szCs w:val="21"/>
+          <w:u w:val="single"/>
+        </w:rPr>
+        <w:t xml:space="preserve">                </w:t>
+      </w:r>
+      <w:r>
+        <w:rPr>
+          <w:rFonts w:ascii="Avenir Next" w:hAnsi="Avenir Next" w:cs="Avenir Next" w:eastAsia="Avenir Next"/>
+          <w:color w:val="1A1A1A"/>
+          <w:sz w:val="21"/>
+          <w:szCs w:val="21"/>
+        </w:rPr>
+        <w:t xml:space="preserve"> = </w:t>
       </w:r>
       <w:r>
         <w:rPr>
@@ -985,8 +1017,8 @@
           <w:rFonts w:ascii="Avenir Next" w:hAnsi="Avenir Next" w:cs="Avenir Next" w:eastAsia="Avenir Next"/>
           <w:b/>
           <w:color w:val="1A1A1A"/>
-          <w:sz w:val="22"/>
-          <w:szCs w:val="22"/>
+          <w:sz w:val="21"/>
+          <w:szCs w:val="21"/>
         </w:rPr>
         <w:t xml:space="preserve">2.</w:t>
       </w:r>
@@ -994,8 +1026,8 @@
         <w:rPr>
           <w:rFonts w:ascii="Avenir Next" w:hAnsi="Avenir Next" w:cs="Avenir Next" w:eastAsia="Avenir Next"/>
           <w:color w:val="1A1A1A"/>
-          <w:sz w:val="22"/>
-          <w:szCs w:val="22"/>
+          <w:sz w:val="21"/>
+          <w:szCs w:val="21"/>
         </w:rPr>
         <w:tab/>
       </w:r>
@@ -1003,8 +1035,8 @@
         <w:rPr>
           <w:rFonts w:ascii="Avenir Next" w:hAnsi="Avenir Next" w:cs="Avenir Next" w:eastAsia="Avenir Next"/>
           <w:color w:val="1A1A1A"/>
-          <w:sz w:val="22"/>
-          <w:szCs w:val="22"/>
+          <w:sz w:val="21"/>
+          <w:szCs w:val="21"/>
         </w:rPr>
         <w:t xml:space="preserve">Find 48 ÷ 0.12.</w:t>
       </w:r>
@@ -1176,8 +1208,37 @@
           <w:color w:val="1A1A1A"/>
           <w:sz w:val="21"/>
           <w:szCs w:val="21"/>
-        </w:rPr>
-        <w:t xml:space="preserve">4,800 ÷ 12 = </w:t>
+          <w:u w:val="single"/>
+        </w:rPr>
+        <w:t xml:space="preserve">                </w:t>
+      </w:r>
+      <w:r>
+        <w:rPr>
+          <w:rFonts w:ascii="Avenir Next" w:hAnsi="Avenir Next" w:cs="Avenir Next" w:eastAsia="Avenir Next"/>
+          <w:color w:val="1A1A1A"/>
+          <w:sz w:val="21"/>
+          <w:szCs w:val="21"/>
+        </w:rPr>
+        <w:t xml:space="preserve"> ÷ </w:t>
+      </w:r>
+      <w:r>
+        <w:rPr>
+          <w:rFonts w:ascii="Avenir Next" w:hAnsi="Avenir Next" w:cs="Avenir Next" w:eastAsia="Avenir Next"/>
+          <w:color w:val="1A1A1A"/>
+          <w:sz w:val="21"/>
+          <w:szCs w:val="21"/>
+          <w:u w:val="single"/>
+        </w:rPr>
+        <w:t xml:space="preserve">                </w:t>
+      </w:r>
+      <w:r>
+        <w:rPr>
+          <w:rFonts w:ascii="Avenir Next" w:hAnsi="Avenir Next" w:cs="Avenir Next" w:eastAsia="Avenir Next"/>
+          <w:color w:val="1A1A1A"/>
+          <w:sz w:val="21"/>
+          <w:szCs w:val="21"/>
+        </w:rPr>
+        <w:t xml:space="preserve"> = </w:t>
       </w:r>
       <w:r>
         <w:rPr>
@@ -1205,6 +1266,7 @@
           <w:tab w:val="right" w:pos="9504"/>
         </w:tabs>
         <w:spacing w:before="50" w:after="36" w:line="240" w:lineRule="auto"/>
+        <w:outlineLvl w:val="1"/>
       </w:pPr>
       <w:r>
         <w:rPr>
@@ -1289,8 +1351,8 @@
                 <w:rFonts w:ascii="Avenir Next" w:hAnsi="Avenir Next" w:cs="Avenir Next" w:eastAsia="Avenir Next"/>
                 <w:b/>
                 <w:color w:val="1A1A1A"/>
-                <w:sz w:val="22"/>
-                <w:szCs w:val="22"/>
+                <w:sz w:val="21"/>
+                <w:szCs w:val="21"/>
               </w:rPr>
               <w:t xml:space="preserve">3.</w:t>
             </w:r>
@@ -1298,8 +1360,8 @@
               <w:rPr>
                 <w:rFonts w:ascii="Avenir Next" w:hAnsi="Avenir Next" w:cs="Avenir Next" w:eastAsia="Avenir Next"/>
                 <w:color w:val="1A1A1A"/>
-                <w:sz w:val="22"/>
-                <w:szCs w:val="22"/>
+                <w:sz w:val="21"/>
+                <w:szCs w:val="21"/>
               </w:rPr>
               <w:tab/>
             </w:r>
@@ -1307,8 +1369,8 @@
               <w:rPr>
                 <w:rFonts w:ascii="Avenir Next" w:hAnsi="Avenir Next" w:cs="Avenir Next" w:eastAsia="Avenir Next"/>
                 <w:color w:val="1A1A1A"/>
-                <w:sz w:val="22"/>
-                <w:szCs w:val="22"/>
+                <w:sz w:val="21"/>
+                <w:szCs w:val="21"/>
               </w:rPr>
               <w:t xml:space="preserve">Divide.</w:t>
             </w:r>
@@ -1363,8 +1425,8 @@
                       <w:rFonts w:ascii="Avenir Next" w:hAnsi="Avenir Next" w:cs="Avenir Next" w:eastAsia="Avenir Next"/>
                       <w:b/>
                       <w:color w:val="003A70"/>
-                      <w:sz w:val="22"/>
-                      <w:szCs w:val="22"/>
+                      <w:sz w:val="21"/>
+                      <w:szCs w:val="21"/>
                     </w:rPr>
                     <w:t xml:space="preserve">a.</w:t>
                   </w:r>
@@ -1372,8 +1434,8 @@
                     <w:rPr>
                       <w:rFonts w:ascii="Avenir Next" w:hAnsi="Avenir Next" w:cs="Avenir Next" w:eastAsia="Avenir Next"/>
                       <w:color w:val="1A1A1A"/>
-                      <w:sz w:val="22"/>
-                      <w:szCs w:val="22"/>
+                      <w:sz w:val="21"/>
+                      <w:szCs w:val="21"/>
                     </w:rPr>
                     <w:tab/>
                   </w:r>
@@ -1381,17 +1443,17 @@
                     <w:rPr>
                       <w:rFonts w:ascii="Avenir Next" w:hAnsi="Avenir Next" w:cs="Avenir Next" w:eastAsia="Avenir Next"/>
                       <w:color w:val="1A1A1A"/>
-                      <w:sz w:val="22"/>
-                      <w:szCs w:val="22"/>
-                    </w:rPr>
-                    <w:t xml:space="preserve">32 ÷ 0.4 =</w:t>
-                  </w:r>
-                  <w:r>
-                    <w:rPr>
-                      <w:rFonts w:ascii="Avenir Next" w:hAnsi="Avenir Next" w:cs="Avenir Next" w:eastAsia="Avenir Next"/>
-                      <w:color w:val="1A1A1A"/>
-                      <w:sz w:val="22"/>
-                      <w:szCs w:val="22"/>
+                      <w:sz w:val="21"/>
+                      <w:szCs w:val="21"/>
+                    </w:rPr>
+                    <w:t xml:space="preserve">24 ÷ 0.4 =</w:t>
+                  </w:r>
+                  <w:r>
+                    <w:rPr>
+                      <w:rFonts w:ascii="Avenir Next" w:hAnsi="Avenir Next" w:cs="Avenir Next" w:eastAsia="Avenir Next"/>
+                      <w:color w:val="1A1A1A"/>
+                      <w:sz w:val="21"/>
+                      <w:szCs w:val="21"/>
                     </w:rPr>
                     <w:t xml:space="preserve">  </w:t>
                   </w:r>
@@ -1399,11 +1461,11 @@
                     <w:rPr>
                       <w:rFonts w:ascii="Avenir Next" w:hAnsi="Avenir Next" w:cs="Avenir Next" w:eastAsia="Avenir Next"/>
                       <w:color w:val="1A1A1A"/>
-                      <w:sz w:val="22"/>
-                      <w:szCs w:val="22"/>
+                      <w:sz w:val="21"/>
+                      <w:szCs w:val="21"/>
                       <w:u w:val="single"/>
                     </w:rPr>
-                    <w:t xml:space="preserve">      </w:t>
+                    <w:t xml:space="preserve">          </w:t>
                   </w:r>
                 </w:p>
               </w:tc>
@@ -1425,8 +1487,8 @@
                       <w:rFonts w:ascii="Avenir Next" w:hAnsi="Avenir Next" w:cs="Avenir Next" w:eastAsia="Avenir Next"/>
                       <w:b/>
                       <w:color w:val="003A70"/>
-                      <w:sz w:val="22"/>
-                      <w:szCs w:val="22"/>
+                      <w:sz w:val="21"/>
+                      <w:szCs w:val="21"/>
                     </w:rPr>
                     <w:t xml:space="preserve">b.</w:t>
                   </w:r>
@@ -1434,8 +1496,8 @@
                     <w:rPr>
                       <w:rFonts w:ascii="Avenir Next" w:hAnsi="Avenir Next" w:cs="Avenir Next" w:eastAsia="Avenir Next"/>
                       <w:color w:val="1A1A1A"/>
-                      <w:sz w:val="22"/>
-                      <w:szCs w:val="22"/>
+                      <w:sz w:val="21"/>
+                      <w:szCs w:val="21"/>
                     </w:rPr>
                     <w:tab/>
                   </w:r>
@@ -1443,17 +1505,17 @@
                     <w:rPr>
                       <w:rFonts w:ascii="Avenir Next" w:hAnsi="Avenir Next" w:cs="Avenir Next" w:eastAsia="Avenir Next"/>
                       <w:color w:val="1A1A1A"/>
-                      <w:sz w:val="22"/>
-                      <w:szCs w:val="22"/>
-                    </w:rPr>
-                    <w:t xml:space="preserve">45 ÷ 0.75 =</w:t>
-                  </w:r>
-                  <w:r>
-                    <w:rPr>
-                      <w:rFonts w:ascii="Avenir Next" w:hAnsi="Avenir Next" w:cs="Avenir Next" w:eastAsia="Avenir Next"/>
-                      <w:color w:val="1A1A1A"/>
-                      <w:sz w:val="22"/>
-                      <w:szCs w:val="22"/>
+                      <w:sz w:val="21"/>
+                      <w:szCs w:val="21"/>
+                    </w:rPr>
+                    <w:t xml:space="preserve">30 ÷ 0.75 =</w:t>
+                  </w:r>
+                  <w:r>
+                    <w:rPr>
+                      <w:rFonts w:ascii="Avenir Next" w:hAnsi="Avenir Next" w:cs="Avenir Next" w:eastAsia="Avenir Next"/>
+                      <w:color w:val="1A1A1A"/>
+                      <w:sz w:val="21"/>
+                      <w:szCs w:val="21"/>
                     </w:rPr>
                     <w:t xml:space="preserve">  </w:t>
                   </w:r>
@@ -1461,11 +1523,11 @@
                     <w:rPr>
                       <w:rFonts w:ascii="Avenir Next" w:hAnsi="Avenir Next" w:cs="Avenir Next" w:eastAsia="Avenir Next"/>
                       <w:color w:val="1A1A1A"/>
-                      <w:sz w:val="22"/>
-                      <w:szCs w:val="22"/>
+                      <w:sz w:val="21"/>
+                      <w:szCs w:val="21"/>
                       <w:u w:val="single"/>
                     </w:rPr>
-                    <w:t xml:space="preserve">      </w:t>
+                    <w:t xml:space="preserve">          </w:t>
                   </w:r>
                 </w:p>
               </w:tc>
@@ -1487,8 +1549,8 @@
                       <w:rFonts w:ascii="Avenir Next" w:hAnsi="Avenir Next" w:cs="Avenir Next" w:eastAsia="Avenir Next"/>
                       <w:b/>
                       <w:color w:val="003A70"/>
-                      <w:sz w:val="22"/>
-                      <w:szCs w:val="22"/>
+                      <w:sz w:val="21"/>
+                      <w:szCs w:val="21"/>
                     </w:rPr>
                     <w:t xml:space="preserve">c.</w:t>
                   </w:r>
@@ -1496,8 +1558,8 @@
                     <w:rPr>
                       <w:rFonts w:ascii="Avenir Next" w:hAnsi="Avenir Next" w:cs="Avenir Next" w:eastAsia="Avenir Next"/>
                       <w:color w:val="1A1A1A"/>
-                      <w:sz w:val="22"/>
-                      <w:szCs w:val="22"/>
+                      <w:sz w:val="21"/>
+                      <w:szCs w:val="21"/>
                     </w:rPr>
                     <w:tab/>
                   </w:r>
@@ -1505,17 +1567,17 @@
                     <w:rPr>
                       <w:rFonts w:ascii="Avenir Next" w:hAnsi="Avenir Next" w:cs="Avenir Next" w:eastAsia="Avenir Next"/>
                       <w:color w:val="1A1A1A"/>
-                      <w:sz w:val="22"/>
-                      <w:szCs w:val="22"/>
-                    </w:rPr>
-                    <w:t xml:space="preserve">19 ÷ 0.25 =</w:t>
-                  </w:r>
-                  <w:r>
-                    <w:rPr>
-                      <w:rFonts w:ascii="Avenir Next" w:hAnsi="Avenir Next" w:cs="Avenir Next" w:eastAsia="Avenir Next"/>
-                      <w:color w:val="1A1A1A"/>
-                      <w:sz w:val="22"/>
-                      <w:szCs w:val="22"/>
+                      <w:sz w:val="21"/>
+                      <w:szCs w:val="21"/>
+                    </w:rPr>
+                    <w:t xml:space="preserve">21 ÷ 0.25 =</w:t>
+                  </w:r>
+                  <w:r>
+                    <w:rPr>
+                      <w:rFonts w:ascii="Avenir Next" w:hAnsi="Avenir Next" w:cs="Avenir Next" w:eastAsia="Avenir Next"/>
+                      <w:color w:val="1A1A1A"/>
+                      <w:sz w:val="21"/>
+                      <w:szCs w:val="21"/>
                     </w:rPr>
                     <w:t xml:space="preserve">  </w:t>
                   </w:r>
@@ -1523,11 +1585,11 @@
                     <w:rPr>
                       <w:rFonts w:ascii="Avenir Next" w:hAnsi="Avenir Next" w:cs="Avenir Next" w:eastAsia="Avenir Next"/>
                       <w:color w:val="1A1A1A"/>
-                      <w:sz w:val="22"/>
-                      <w:szCs w:val="22"/>
+                      <w:sz w:val="21"/>
+                      <w:szCs w:val="21"/>
                       <w:u w:val="single"/>
                     </w:rPr>
-                    <w:t xml:space="preserve">      </w:t>
+                    <w:t xml:space="preserve">          </w:t>
                   </w:r>
                 </w:p>
               </w:tc>
@@ -1555,8 +1617,8 @@
                       <w:rFonts w:ascii="Avenir Next" w:hAnsi="Avenir Next" w:cs="Avenir Next" w:eastAsia="Avenir Next"/>
                       <w:b/>
                       <w:color w:val="003A70"/>
-                      <w:sz w:val="22"/>
-                      <w:szCs w:val="22"/>
+                      <w:sz w:val="21"/>
+                      <w:szCs w:val="21"/>
                     </w:rPr>
                     <w:t xml:space="preserve">d.</w:t>
                   </w:r>
@@ -1564,8 +1626,8 @@
                     <w:rPr>
                       <w:rFonts w:ascii="Avenir Next" w:hAnsi="Avenir Next" w:cs="Avenir Next" w:eastAsia="Avenir Next"/>
                       <w:color w:val="1A1A1A"/>
-                      <w:sz w:val="22"/>
-                      <w:szCs w:val="22"/>
+                      <w:sz w:val="21"/>
+                      <w:szCs w:val="21"/>
                     </w:rPr>
                     <w:tab/>
                   </w:r>
@@ -1573,17 +1635,17 @@
                     <w:rPr>
                       <w:rFonts w:ascii="Avenir Next" w:hAnsi="Avenir Next" w:cs="Avenir Next" w:eastAsia="Avenir Next"/>
                       <w:color w:val="1A1A1A"/>
-                      <w:sz w:val="22"/>
-                      <w:szCs w:val="22"/>
-                    </w:rPr>
-                    <w:t xml:space="preserve">34 ÷ 0.5 =</w:t>
-                  </w:r>
-                  <w:r>
-                    <w:rPr>
-                      <w:rFonts w:ascii="Avenir Next" w:hAnsi="Avenir Next" w:cs="Avenir Next" w:eastAsia="Avenir Next"/>
-                      <w:color w:val="1A1A1A"/>
-                      <w:sz w:val="22"/>
-                      <w:szCs w:val="22"/>
+                      <w:sz w:val="21"/>
+                      <w:szCs w:val="21"/>
+                    </w:rPr>
+                    <w:t xml:space="preserve">37 ÷ 0.5 =</w:t>
+                  </w:r>
+                  <w:r>
+                    <w:rPr>
+                      <w:rFonts w:ascii="Avenir Next" w:hAnsi="Avenir Next" w:cs="Avenir Next" w:eastAsia="Avenir Next"/>
+                      <w:color w:val="1A1A1A"/>
+                      <w:sz w:val="21"/>
+                      <w:szCs w:val="21"/>
                     </w:rPr>
                     <w:t xml:space="preserve">  </w:t>
                   </w:r>
@@ -1591,11 +1653,11 @@
                     <w:rPr>
                       <w:rFonts w:ascii="Avenir Next" w:hAnsi="Avenir Next" w:cs="Avenir Next" w:eastAsia="Avenir Next"/>
                       <w:color w:val="1A1A1A"/>
-                      <w:sz w:val="22"/>
-                      <w:szCs w:val="22"/>
+                      <w:sz w:val="21"/>
+                      <w:szCs w:val="21"/>
                       <w:u w:val="single"/>
                     </w:rPr>
-                    <w:t xml:space="preserve">      </w:t>
+                    <w:t xml:space="preserve">          </w:t>
                   </w:r>
                 </w:p>
               </w:tc>
@@ -1617,8 +1679,8 @@
                       <w:rFonts w:ascii="Avenir Next" w:hAnsi="Avenir Next" w:cs="Avenir Next" w:eastAsia="Avenir Next"/>
                       <w:b/>
                       <w:color w:val="003A70"/>
-                      <w:sz w:val="22"/>
-                      <w:szCs w:val="22"/>
+                      <w:sz w:val="21"/>
+                      <w:szCs w:val="21"/>
                     </w:rPr>
                     <w:t xml:space="preserve">e.</w:t>
                   </w:r>
@@ -1626,8 +1688,8 @@
                     <w:rPr>
                       <w:rFonts w:ascii="Avenir Next" w:hAnsi="Avenir Next" w:cs="Avenir Next" w:eastAsia="Avenir Next"/>
                       <w:color w:val="1A1A1A"/>
-                      <w:sz w:val="22"/>
-                      <w:szCs w:val="22"/>
+                      <w:sz w:val="21"/>
+                      <w:szCs w:val="21"/>
                     </w:rPr>
                     <w:tab/>
                   </w:r>
@@ -1635,17 +1697,17 @@
                     <w:rPr>
                       <w:rFonts w:ascii="Avenir Next" w:hAnsi="Avenir Next" w:cs="Avenir Next" w:eastAsia="Avenir Next"/>
                       <w:color w:val="1A1A1A"/>
-                      <w:sz w:val="22"/>
-                      <w:szCs w:val="22"/>
-                    </w:rPr>
-                    <w:t xml:space="preserve">63 ÷ 0.9 =</w:t>
-                  </w:r>
-                  <w:r>
-                    <w:rPr>
-                      <w:rFonts w:ascii="Avenir Next" w:hAnsi="Avenir Next" w:cs="Avenir Next" w:eastAsia="Avenir Next"/>
-                      <w:color w:val="1A1A1A"/>
-                      <w:sz w:val="22"/>
-                      <w:szCs w:val="22"/>
+                      <w:sz w:val="21"/>
+                      <w:szCs w:val="21"/>
+                    </w:rPr>
+                    <w:t xml:space="preserve">81 ÷ 0.9 =</w:t>
+                  </w:r>
+                  <w:r>
+                    <w:rPr>
+                      <w:rFonts w:ascii="Avenir Next" w:hAnsi="Avenir Next" w:cs="Avenir Next" w:eastAsia="Avenir Next"/>
+                      <w:color w:val="1A1A1A"/>
+                      <w:sz w:val="21"/>
+                      <w:szCs w:val="21"/>
                     </w:rPr>
                     <w:t xml:space="preserve">  </w:t>
                   </w:r>
@@ -1653,11 +1715,11 @@
                     <w:rPr>
                       <w:rFonts w:ascii="Avenir Next" w:hAnsi="Avenir Next" w:cs="Avenir Next" w:eastAsia="Avenir Next"/>
                       <w:color w:val="1A1A1A"/>
-                      <w:sz w:val="22"/>
-                      <w:szCs w:val="22"/>
+                      <w:sz w:val="21"/>
+                      <w:szCs w:val="21"/>
                       <w:u w:val="single"/>
                     </w:rPr>
-                    <w:t xml:space="preserve">      </w:t>
+                    <w:t xml:space="preserve">          </w:t>
                   </w:r>
                 </w:p>
               </w:tc>
@@ -1679,8 +1741,8 @@
                       <w:rFonts w:ascii="Avenir Next" w:hAnsi="Avenir Next" w:cs="Avenir Next" w:eastAsia="Avenir Next"/>
                       <w:b/>
                       <w:color w:val="003A70"/>
-                      <w:sz w:val="22"/>
-                      <w:szCs w:val="22"/>
+                      <w:sz w:val="21"/>
+                      <w:szCs w:val="21"/>
                     </w:rPr>
                     <w:t xml:space="preserve">f.</w:t>
                   </w:r>
@@ -1688,8 +1750,8 @@
                     <w:rPr>
                       <w:rFonts w:ascii="Avenir Next" w:hAnsi="Avenir Next" w:cs="Avenir Next" w:eastAsia="Avenir Next"/>
                       <w:color w:val="1A1A1A"/>
-                      <w:sz w:val="22"/>
-                      <w:szCs w:val="22"/>
+                      <w:sz w:val="21"/>
+                      <w:szCs w:val="21"/>
                     </w:rPr>
                     <w:tab/>
                   </w:r>
@@ -1697,17 +1759,17 @@
                     <w:rPr>
                       <w:rFonts w:ascii="Avenir Next" w:hAnsi="Avenir Next" w:cs="Avenir Next" w:eastAsia="Avenir Next"/>
                       <w:color w:val="1A1A1A"/>
-                      <w:sz w:val="22"/>
-                      <w:szCs w:val="22"/>
-                    </w:rPr>
-                    <w:t xml:space="preserve">13 ÷ 0.2 =</w:t>
-                  </w:r>
-                  <w:r>
-                    <w:rPr>
-                      <w:rFonts w:ascii="Avenir Next" w:hAnsi="Avenir Next" w:cs="Avenir Next" w:eastAsia="Avenir Next"/>
-                      <w:color w:val="1A1A1A"/>
-                      <w:sz w:val="22"/>
-                      <w:szCs w:val="22"/>
+                      <w:sz w:val="21"/>
+                      <w:szCs w:val="21"/>
+                    </w:rPr>
+                    <w:t xml:space="preserve">17 ÷ 0.2 =</w:t>
+                  </w:r>
+                  <w:r>
+                    <w:rPr>
+                      <w:rFonts w:ascii="Avenir Next" w:hAnsi="Avenir Next" w:cs="Avenir Next" w:eastAsia="Avenir Next"/>
+                      <w:color w:val="1A1A1A"/>
+                      <w:sz w:val="21"/>
+                      <w:szCs w:val="21"/>
                     </w:rPr>
                     <w:t xml:space="preserve">  </w:t>
                   </w:r>
@@ -1715,11 +1777,11 @@
                     <w:rPr>
                       <w:rFonts w:ascii="Avenir Next" w:hAnsi="Avenir Next" w:cs="Avenir Next" w:eastAsia="Avenir Next"/>
                       <w:color w:val="1A1A1A"/>
-                      <w:sz w:val="22"/>
-                      <w:szCs w:val="22"/>
+                      <w:sz w:val="21"/>
+                      <w:szCs w:val="21"/>
                       <w:u w:val="single"/>
                     </w:rPr>
-                    <w:t xml:space="preserve">      </w:t>
+                    <w:t xml:space="preserve">          </w:t>
                   </w:r>
                 </w:p>
               </w:tc>
@@ -1787,7 +1849,7 @@
           <w:sz w:val="17"/>
           <w:szCs w:val="17"/>
         </w:rPr>
-        <w:t xml:space="preserve">Builds on Lesson 4-5 Session 1 · 6.RP.A.3c</w:t>
+        <w:t xml:space="preserve">Builds on Lesson 4-5 Session 1</w:t>
       </w:r>
     </w:p>
     <w:tbl>
@@ -1918,7 +1980,7 @@
                 <w:sz w:val="20"/>
                 <w:szCs w:val="20"/>
               </w:rPr>
-              <w:t xml:space="preserve">You will use it in Practice Form A, problems 2 and 4.</w:t>
+              <w:t xml:space="preserve">You will use it in Practice, problems 2 and 4.</w:t>
             </w:r>
           </w:p>
         </w:tc>
@@ -1934,6 +1996,7 @@
           <w:tab w:val="right" w:pos="9504"/>
         </w:tabs>
         <w:spacing w:before="50" w:after="36" w:line="240" w:lineRule="auto"/>
+        <w:outlineLvl w:val="1"/>
       </w:pPr>
       <w:r>
         <w:rPr>
@@ -2182,6 +2245,7 @@
           <w:tab w:val="right" w:pos="9504"/>
         </w:tabs>
         <w:spacing w:before="50" w:after="36" w:line="240" w:lineRule="auto"/>
+        <w:outlineLvl w:val="1"/>
       </w:pPr>
       <w:r>
         <w:rPr>
@@ -2388,6 +2452,7 @@
           <w:tab w:val="right" w:pos="9504"/>
         </w:tabs>
         <w:spacing w:before="50" w:after="36" w:line="240" w:lineRule="auto"/>
+        <w:outlineLvl w:val="1"/>
       </w:pPr>
       <w:r>
         <w:rPr>
@@ -2434,8 +2499,8 @@
           <w:rFonts w:ascii="Avenir Next" w:hAnsi="Avenir Next" w:cs="Avenir Next" w:eastAsia="Avenir Next"/>
           <w:b/>
           <w:color w:val="1A1A1A"/>
-          <w:sz w:val="22"/>
-          <w:szCs w:val="22"/>
+          <w:sz w:val="21"/>
+          <w:szCs w:val="21"/>
         </w:rPr>
         <w:t xml:space="preserve">4.</w:t>
       </w:r>
@@ -2443,8 +2508,8 @@
         <w:rPr>
           <w:rFonts w:ascii="Avenir Next" w:hAnsi="Avenir Next" w:cs="Avenir Next" w:eastAsia="Avenir Next"/>
           <w:color w:val="1A1A1A"/>
-          <w:sz w:val="22"/>
-          <w:szCs w:val="22"/>
+          <w:sz w:val="21"/>
+          <w:szCs w:val="21"/>
         </w:rPr>
         <w:tab/>
       </w:r>
@@ -2452,8 +2517,8 @@
         <w:rPr>
           <w:rFonts w:ascii="Avenir Next" w:hAnsi="Avenir Next" w:cs="Avenir Next" w:eastAsia="Avenir Next"/>
           <w:color w:val="1A1A1A"/>
-          <w:sz w:val="22"/>
-          <w:szCs w:val="22"/>
+          <w:sz w:val="21"/>
+          <w:szCs w:val="21"/>
         </w:rPr>
         <w:t xml:space="preserve">36 is 60% of a number. Find the number.</w:t>
       </w:r>
@@ -2550,7 +2615,26 @@
           <w:sz w:val="21"/>
           <w:szCs w:val="21"/>
         </w:rPr>
-        <w:t xml:space="preserve">36 ÷ 6 = </w:t>
+        <w:t xml:space="preserve">36 ÷ </w:t>
+      </w:r>
+      <w:r>
+        <w:rPr>
+          <w:rFonts w:ascii="Avenir Next" w:hAnsi="Avenir Next" w:cs="Avenir Next" w:eastAsia="Avenir Next"/>
+          <w:color w:val="1A1A1A"/>
+          <w:sz w:val="21"/>
+          <w:szCs w:val="21"/>
+          <w:u w:val="single"/>
+        </w:rPr>
+        <w:t xml:space="preserve">                </w:t>
+      </w:r>
+      <w:r>
+        <w:rPr>
+          <w:rFonts w:ascii="Avenir Next" w:hAnsi="Avenir Next" w:cs="Avenir Next" w:eastAsia="Avenir Next"/>
+          <w:color w:val="1A1A1A"/>
+          <w:sz w:val="21"/>
+          <w:szCs w:val="21"/>
+        </w:rPr>
+        <w:t xml:space="preserve"> = </w:t>
       </w:r>
       <w:r>
         <w:rPr>
@@ -2606,8 +2690,18 @@
           <w:color w:val="1A1A1A"/>
           <w:sz w:val="21"/>
           <w:szCs w:val="21"/>
-        </w:rPr>
-        <w:t xml:space="preserve">6 × 10 = </w:t>
+          <w:u w:val="single"/>
+        </w:rPr>
+        <w:t xml:space="preserve">                </w:t>
+      </w:r>
+      <w:r>
+        <w:rPr>
+          <w:rFonts w:ascii="Avenir Next" w:hAnsi="Avenir Next" w:cs="Avenir Next" w:eastAsia="Avenir Next"/>
+          <w:color w:val="1A1A1A"/>
+          <w:sz w:val="21"/>
+          <w:szCs w:val="21"/>
+        </w:rPr>
+        <w:t xml:space="preserve"> × 10 = </w:t>
       </w:r>
       <w:r>
         <w:rPr>
@@ -2667,8 +2761,8 @@
           <w:rFonts w:ascii="Avenir Next" w:hAnsi="Avenir Next" w:cs="Avenir Next" w:eastAsia="Avenir Next"/>
           <w:b/>
           <w:color w:val="1A1A1A"/>
-          <w:sz w:val="22"/>
-          <w:szCs w:val="22"/>
+          <w:sz w:val="21"/>
+          <w:szCs w:val="21"/>
         </w:rPr>
         <w:t xml:space="preserve">5.</w:t>
       </w:r>
@@ -2676,8 +2770,8 @@
         <w:rPr>
           <w:rFonts w:ascii="Avenir Next" w:hAnsi="Avenir Next" w:cs="Avenir Next" w:eastAsia="Avenir Next"/>
           <w:color w:val="1A1A1A"/>
-          <w:sz w:val="22"/>
-          <w:szCs w:val="22"/>
+          <w:sz w:val="21"/>
+          <w:szCs w:val="21"/>
         </w:rPr>
         <w:tab/>
       </w:r>
@@ -2685,8 +2779,8 @@
         <w:rPr>
           <w:rFonts w:ascii="Avenir Next" w:hAnsi="Avenir Next" w:cs="Avenir Next" w:eastAsia="Avenir Next"/>
           <w:color w:val="1A1A1A"/>
-          <w:sz w:val="22"/>
-          <w:szCs w:val="22"/>
+          <w:sz w:val="21"/>
+          <w:szCs w:val="21"/>
         </w:rPr>
         <w:t xml:space="preserve">35 is 70% of a number. Find the number.</w:t>
       </w:r>
@@ -2783,7 +2877,26 @@
           <w:sz w:val="21"/>
           <w:szCs w:val="21"/>
         </w:rPr>
-        <w:t xml:space="preserve">35 ÷ 7 = </w:t>
+        <w:t xml:space="preserve">35 ÷ </w:t>
+      </w:r>
+      <w:r>
+        <w:rPr>
+          <w:rFonts w:ascii="Avenir Next" w:hAnsi="Avenir Next" w:cs="Avenir Next" w:eastAsia="Avenir Next"/>
+          <w:color w:val="1A1A1A"/>
+          <w:sz w:val="21"/>
+          <w:szCs w:val="21"/>
+          <w:u w:val="single"/>
+        </w:rPr>
+        <w:t xml:space="preserve">                </w:t>
+      </w:r>
+      <w:r>
+        <w:rPr>
+          <w:rFonts w:ascii="Avenir Next" w:hAnsi="Avenir Next" w:cs="Avenir Next" w:eastAsia="Avenir Next"/>
+          <w:color w:val="1A1A1A"/>
+          <w:sz w:val="21"/>
+          <w:szCs w:val="21"/>
+        </w:rPr>
+        <w:t xml:space="preserve"> = </w:t>
       </w:r>
       <w:r>
         <w:rPr>
@@ -2839,8 +2952,18 @@
           <w:color w:val="1A1A1A"/>
           <w:sz w:val="21"/>
           <w:szCs w:val="21"/>
-        </w:rPr>
-        <w:t xml:space="preserve">5 × 10 = </w:t>
+          <w:u w:val="single"/>
+        </w:rPr>
+        <w:t xml:space="preserve">                </w:t>
+      </w:r>
+      <w:r>
+        <w:rPr>
+          <w:rFonts w:ascii="Avenir Next" w:hAnsi="Avenir Next" w:cs="Avenir Next" w:eastAsia="Avenir Next"/>
+          <w:color w:val="1A1A1A"/>
+          <w:sz w:val="21"/>
+          <w:szCs w:val="21"/>
+        </w:rPr>
+        <w:t xml:space="preserve"> × 10 = </w:t>
       </w:r>
       <w:r>
         <w:rPr>
@@ -2896,6 +3019,7 @@
           <w:tab w:val="right" w:pos="9504"/>
         </w:tabs>
         <w:spacing w:before="50" w:after="36" w:line="240" w:lineRule="auto"/>
+        <w:outlineLvl w:val="1"/>
       </w:pPr>
       <w:r>
         <w:rPr>
@@ -2980,8 +3104,8 @@
                 <w:rFonts w:ascii="Avenir Next" w:hAnsi="Avenir Next" w:cs="Avenir Next" w:eastAsia="Avenir Next"/>
                 <w:b/>
                 <w:color w:val="1A1A1A"/>
-                <w:sz w:val="22"/>
-                <w:szCs w:val="22"/>
+                <w:sz w:val="21"/>
+                <w:szCs w:val="21"/>
               </w:rPr>
               <w:t xml:space="preserve">6.</w:t>
             </w:r>
@@ -2989,8 +3113,8 @@
               <w:rPr>
                 <w:rFonts w:ascii="Avenir Next" w:hAnsi="Avenir Next" w:cs="Avenir Next" w:eastAsia="Avenir Next"/>
                 <w:color w:val="1A1A1A"/>
-                <w:sz w:val="22"/>
-                <w:szCs w:val="22"/>
+                <w:sz w:val="21"/>
+                <w:szCs w:val="21"/>
               </w:rPr>
               <w:tab/>
             </w:r>
@@ -2998,8 +3122,8 @@
               <w:rPr>
                 <w:rFonts w:ascii="Avenir Next" w:hAnsi="Avenir Next" w:cs="Avenir Next" w:eastAsia="Avenir Next"/>
                 <w:color w:val="1A1A1A"/>
-                <w:sz w:val="22"/>
-                <w:szCs w:val="22"/>
+                <w:sz w:val="21"/>
+                <w:szCs w:val="21"/>
               </w:rPr>
               <w:t xml:space="preserve">Find the whole.</w:t>
             </w:r>
@@ -3054,8 +3178,8 @@
                       <w:rFonts w:ascii="Avenir Next" w:hAnsi="Avenir Next" w:cs="Avenir Next" w:eastAsia="Avenir Next"/>
                       <w:b/>
                       <w:color w:val="003A70"/>
-                      <w:sz w:val="22"/>
-                      <w:szCs w:val="22"/>
+                      <w:sz w:val="21"/>
+                      <w:szCs w:val="21"/>
                     </w:rPr>
                     <w:t xml:space="preserve">a.</w:t>
                   </w:r>
@@ -3063,8 +3187,8 @@
                     <w:rPr>
                       <w:rFonts w:ascii="Avenir Next" w:hAnsi="Avenir Next" w:cs="Avenir Next" w:eastAsia="Avenir Next"/>
                       <w:color w:val="1A1A1A"/>
-                      <w:sz w:val="22"/>
-                      <w:szCs w:val="22"/>
+                      <w:sz w:val="21"/>
+                      <w:szCs w:val="21"/>
                     </w:rPr>
                     <w:tab/>
                   </w:r>
@@ -3072,8 +3196,8 @@
                     <w:rPr>
                       <w:rFonts w:ascii="Avenir Next" w:hAnsi="Avenir Next" w:cs="Avenir Next" w:eastAsia="Avenir Next"/>
                       <w:color w:val="1A1A1A"/>
-                      <w:sz w:val="22"/>
-                      <w:szCs w:val="22"/>
+                      <w:sz w:val="21"/>
+                      <w:szCs w:val="21"/>
                     </w:rPr>
                     <w:t xml:space="preserve">90 is 30% of</w:t>
                   </w:r>
@@ -3081,8 +3205,8 @@
                     <w:rPr>
                       <w:rFonts w:ascii="Avenir Next" w:hAnsi="Avenir Next" w:cs="Avenir Next" w:eastAsia="Avenir Next"/>
                       <w:color w:val="1A1A1A"/>
-                      <w:sz w:val="22"/>
-                      <w:szCs w:val="22"/>
+                      <w:sz w:val="21"/>
+                      <w:szCs w:val="21"/>
                     </w:rPr>
                     <w:t xml:space="preserve">  </w:t>
                   </w:r>
@@ -3090,11 +3214,11 @@
                     <w:rPr>
                       <w:rFonts w:ascii="Avenir Next" w:hAnsi="Avenir Next" w:cs="Avenir Next" w:eastAsia="Avenir Next"/>
                       <w:color w:val="1A1A1A"/>
-                      <w:sz w:val="22"/>
-                      <w:szCs w:val="22"/>
+                      <w:sz w:val="21"/>
+                      <w:szCs w:val="21"/>
                       <w:u w:val="single"/>
                     </w:rPr>
-                    <w:t xml:space="preserve">      </w:t>
+                    <w:t xml:space="preserve">          </w:t>
                   </w:r>
                 </w:p>
               </w:tc>
@@ -3116,8 +3240,8 @@
                       <w:rFonts w:ascii="Avenir Next" w:hAnsi="Avenir Next" w:cs="Avenir Next" w:eastAsia="Avenir Next"/>
                       <w:b/>
                       <w:color w:val="003A70"/>
-                      <w:sz w:val="22"/>
-                      <w:szCs w:val="22"/>
+                      <w:sz w:val="21"/>
+                      <w:szCs w:val="21"/>
                     </w:rPr>
                     <w:t xml:space="preserve">b.</w:t>
                   </w:r>
@@ -3125,8 +3249,8 @@
                     <w:rPr>
                       <w:rFonts w:ascii="Avenir Next" w:hAnsi="Avenir Next" w:cs="Avenir Next" w:eastAsia="Avenir Next"/>
                       <w:color w:val="1A1A1A"/>
-                      <w:sz w:val="22"/>
-                      <w:szCs w:val="22"/>
+                      <w:sz w:val="21"/>
+                      <w:szCs w:val="21"/>
                     </w:rPr>
                     <w:tab/>
                   </w:r>
@@ -3134,8 +3258,8 @@
                     <w:rPr>
                       <w:rFonts w:ascii="Avenir Next" w:hAnsi="Avenir Next" w:cs="Avenir Next" w:eastAsia="Avenir Next"/>
                       <w:color w:val="1A1A1A"/>
-                      <w:sz w:val="22"/>
-                      <w:szCs w:val="22"/>
+                      <w:sz w:val="21"/>
+                      <w:szCs w:val="21"/>
                     </w:rPr>
                     <w:t xml:space="preserve">160 is 80% of</w:t>
                   </w:r>
@@ -3143,8 +3267,8 @@
                     <w:rPr>
                       <w:rFonts w:ascii="Avenir Next" w:hAnsi="Avenir Next" w:cs="Avenir Next" w:eastAsia="Avenir Next"/>
                       <w:color w:val="1A1A1A"/>
-                      <w:sz w:val="22"/>
-                      <w:szCs w:val="22"/>
+                      <w:sz w:val="21"/>
+                      <w:szCs w:val="21"/>
                     </w:rPr>
                     <w:t xml:space="preserve">  </w:t>
                   </w:r>
@@ -3152,11 +3276,11 @@
                     <w:rPr>
                       <w:rFonts w:ascii="Avenir Next" w:hAnsi="Avenir Next" w:cs="Avenir Next" w:eastAsia="Avenir Next"/>
                       <w:color w:val="1A1A1A"/>
-                      <w:sz w:val="22"/>
-                      <w:szCs w:val="22"/>
+                      <w:sz w:val="21"/>
+                      <w:szCs w:val="21"/>
                       <w:u w:val="single"/>
                     </w:rPr>
-                    <w:t xml:space="preserve">      </w:t>
+                    <w:t xml:space="preserve">          </w:t>
                   </w:r>
                 </w:p>
               </w:tc>
@@ -3178,8 +3302,8 @@
                       <w:rFonts w:ascii="Avenir Next" w:hAnsi="Avenir Next" w:cs="Avenir Next" w:eastAsia="Avenir Next"/>
                       <w:b/>
                       <w:color w:val="003A70"/>
-                      <w:sz w:val="22"/>
-                      <w:szCs w:val="22"/>
+                      <w:sz w:val="21"/>
+                      <w:szCs w:val="21"/>
                     </w:rPr>
                     <w:t xml:space="preserve">c.</w:t>
                   </w:r>
@@ -3187,8 +3311,8 @@
                     <w:rPr>
                       <w:rFonts w:ascii="Avenir Next" w:hAnsi="Avenir Next" w:cs="Avenir Next" w:eastAsia="Avenir Next"/>
                       <w:color w:val="1A1A1A"/>
-                      <w:sz w:val="22"/>
-                      <w:szCs w:val="22"/>
+                      <w:sz w:val="21"/>
+                      <w:szCs w:val="21"/>
                     </w:rPr>
                     <w:tab/>
                   </w:r>
@@ -3196,8 +3320,8 @@
                     <w:rPr>
                       <w:rFonts w:ascii="Avenir Next" w:hAnsi="Avenir Next" w:cs="Avenir Next" w:eastAsia="Avenir Next"/>
                       <w:color w:val="1A1A1A"/>
-                      <w:sz w:val="22"/>
-                      <w:szCs w:val="22"/>
+                      <w:sz w:val="21"/>
+                      <w:szCs w:val="21"/>
                     </w:rPr>
                     <w:t xml:space="preserve">450 is 90% of</w:t>
                   </w:r>
@@ -3205,8 +3329,8 @@
                     <w:rPr>
                       <w:rFonts w:ascii="Avenir Next" w:hAnsi="Avenir Next" w:cs="Avenir Next" w:eastAsia="Avenir Next"/>
                       <w:color w:val="1A1A1A"/>
-                      <w:sz w:val="22"/>
-                      <w:szCs w:val="22"/>
+                      <w:sz w:val="21"/>
+                      <w:szCs w:val="21"/>
                     </w:rPr>
                     <w:t xml:space="preserve">  </w:t>
                   </w:r>
@@ -3214,11 +3338,11 @@
                     <w:rPr>
                       <w:rFonts w:ascii="Avenir Next" w:hAnsi="Avenir Next" w:cs="Avenir Next" w:eastAsia="Avenir Next"/>
                       <w:color w:val="1A1A1A"/>
-                      <w:sz w:val="22"/>
-                      <w:szCs w:val="22"/>
+                      <w:sz w:val="21"/>
+                      <w:szCs w:val="21"/>
                       <w:u w:val="single"/>
                     </w:rPr>
-                    <w:t xml:space="preserve">      </w:t>
+                    <w:t xml:space="preserve">          </w:t>
                   </w:r>
                 </w:p>
               </w:tc>
@@ -3246,8 +3370,8 @@
                       <w:rFonts w:ascii="Avenir Next" w:hAnsi="Avenir Next" w:cs="Avenir Next" w:eastAsia="Avenir Next"/>
                       <w:b/>
                       <w:color w:val="003A70"/>
-                      <w:sz w:val="22"/>
-                      <w:szCs w:val="22"/>
+                      <w:sz w:val="21"/>
+                      <w:szCs w:val="21"/>
                     </w:rPr>
                     <w:t xml:space="preserve">d.</w:t>
                   </w:r>
@@ -3255,8 +3379,8 @@
                     <w:rPr>
                       <w:rFonts w:ascii="Avenir Next" w:hAnsi="Avenir Next" w:cs="Avenir Next" w:eastAsia="Avenir Next"/>
                       <w:color w:val="1A1A1A"/>
-                      <w:sz w:val="22"/>
-                      <w:szCs w:val="22"/>
+                      <w:sz w:val="21"/>
+                      <w:szCs w:val="21"/>
                     </w:rPr>
                     <w:tab/>
                   </w:r>
@@ -3264,8 +3388,8 @@
                     <w:rPr>
                       <w:rFonts w:ascii="Avenir Next" w:hAnsi="Avenir Next" w:cs="Avenir Next" w:eastAsia="Avenir Next"/>
                       <w:color w:val="1A1A1A"/>
-                      <w:sz w:val="22"/>
-                      <w:szCs w:val="22"/>
+                      <w:sz w:val="21"/>
+                      <w:szCs w:val="21"/>
                     </w:rPr>
                     <w:t xml:space="preserve">280 is 40% of</w:t>
                   </w:r>
@@ -3273,8 +3397,8 @@
                     <w:rPr>
                       <w:rFonts w:ascii="Avenir Next" w:hAnsi="Avenir Next" w:cs="Avenir Next" w:eastAsia="Avenir Next"/>
                       <w:color w:val="1A1A1A"/>
-                      <w:sz w:val="22"/>
-                      <w:szCs w:val="22"/>
+                      <w:sz w:val="21"/>
+                      <w:szCs w:val="21"/>
                     </w:rPr>
                     <w:t xml:space="preserve">  </w:t>
                   </w:r>
@@ -3282,11 +3406,11 @@
                     <w:rPr>
                       <w:rFonts w:ascii="Avenir Next" w:hAnsi="Avenir Next" w:cs="Avenir Next" w:eastAsia="Avenir Next"/>
                       <w:color w:val="1A1A1A"/>
-                      <w:sz w:val="22"/>
-                      <w:szCs w:val="22"/>
+                      <w:sz w:val="21"/>
+                      <w:szCs w:val="21"/>
                       <w:u w:val="single"/>
                     </w:rPr>
-                    <w:t xml:space="preserve">      </w:t>
+                    <w:t xml:space="preserve">          </w:t>
                   </w:r>
                 </w:p>
               </w:tc>
@@ -3308,8 +3432,8 @@
                       <w:rFonts w:ascii="Avenir Next" w:hAnsi="Avenir Next" w:cs="Avenir Next" w:eastAsia="Avenir Next"/>
                       <w:b/>
                       <w:color w:val="003A70"/>
-                      <w:sz w:val="22"/>
-                      <w:szCs w:val="22"/>
+                      <w:sz w:val="21"/>
+                      <w:szCs w:val="21"/>
                     </w:rPr>
                     <w:t xml:space="preserve">e.</w:t>
                   </w:r>
@@ -3317,8 +3441,8 @@
                     <w:rPr>
                       <w:rFonts w:ascii="Avenir Next" w:hAnsi="Avenir Next" w:cs="Avenir Next" w:eastAsia="Avenir Next"/>
                       <w:color w:val="1A1A1A"/>
-                      <w:sz w:val="22"/>
-                      <w:szCs w:val="22"/>
+                      <w:sz w:val="21"/>
+                      <w:szCs w:val="21"/>
                     </w:rPr>
                     <w:tab/>
                   </w:r>
@@ -3326,8 +3450,8 @@
                     <w:rPr>
                       <w:rFonts w:ascii="Avenir Next" w:hAnsi="Avenir Next" w:cs="Avenir Next" w:eastAsia="Avenir Next"/>
                       <w:color w:val="1A1A1A"/>
-                      <w:sz w:val="22"/>
-                      <w:szCs w:val="22"/>
+                      <w:sz w:val="21"/>
+                      <w:szCs w:val="21"/>
                     </w:rPr>
                     <w:t xml:space="preserve">210 is 70% of</w:t>
                   </w:r>
@@ -3335,8 +3459,8 @@
                     <w:rPr>
                       <w:rFonts w:ascii="Avenir Next" w:hAnsi="Avenir Next" w:cs="Avenir Next" w:eastAsia="Avenir Next"/>
                       <w:color w:val="1A1A1A"/>
-                      <w:sz w:val="22"/>
-                      <w:szCs w:val="22"/>
+                      <w:sz w:val="21"/>
+                      <w:szCs w:val="21"/>
                     </w:rPr>
                     <w:t xml:space="preserve">  </w:t>
                   </w:r>
@@ -3344,11 +3468,11 @@
                     <w:rPr>
                       <w:rFonts w:ascii="Avenir Next" w:hAnsi="Avenir Next" w:cs="Avenir Next" w:eastAsia="Avenir Next"/>
                       <w:color w:val="1A1A1A"/>
-                      <w:sz w:val="22"/>
-                      <w:szCs w:val="22"/>
+                      <w:sz w:val="21"/>
+                      <w:szCs w:val="21"/>
                       <w:u w:val="single"/>
                     </w:rPr>
-                    <w:t xml:space="preserve">      </w:t>
+                    <w:t xml:space="preserve">          </w:t>
                   </w:r>
                 </w:p>
               </w:tc>
@@ -3370,8 +3494,8 @@
                       <w:rFonts w:ascii="Avenir Next" w:hAnsi="Avenir Next" w:cs="Avenir Next" w:eastAsia="Avenir Next"/>
                       <w:b/>
                       <w:color w:val="003A70"/>
-                      <w:sz w:val="22"/>
-                      <w:szCs w:val="22"/>
+                      <w:sz w:val="21"/>
+                      <w:szCs w:val="21"/>
                     </w:rPr>
                     <w:t xml:space="preserve">f.</w:t>
                   </w:r>
@@ -3379,8 +3503,8 @@
                     <w:rPr>
                       <w:rFonts w:ascii="Avenir Next" w:hAnsi="Avenir Next" w:cs="Avenir Next" w:eastAsia="Avenir Next"/>
                       <w:color w:val="1A1A1A"/>
-                      <w:sz w:val="22"/>
-                      <w:szCs w:val="22"/>
+                      <w:sz w:val="21"/>
+                      <w:szCs w:val="21"/>
                     </w:rPr>
                     <w:tab/>
                   </w:r>
@@ -3388,8 +3512,8 @@
                     <w:rPr>
                       <w:rFonts w:ascii="Avenir Next" w:hAnsi="Avenir Next" w:cs="Avenir Next" w:eastAsia="Avenir Next"/>
                       <w:color w:val="1A1A1A"/>
-                      <w:sz w:val="22"/>
-                      <w:szCs w:val="22"/>
+                      <w:sz w:val="21"/>
+                      <w:szCs w:val="21"/>
                     </w:rPr>
                     <w:t xml:space="preserve">120 is 20% of</w:t>
                   </w:r>
@@ -3397,8 +3521,8 @@
                     <w:rPr>
                       <w:rFonts w:ascii="Avenir Next" w:hAnsi="Avenir Next" w:cs="Avenir Next" w:eastAsia="Avenir Next"/>
                       <w:color w:val="1A1A1A"/>
-                      <w:sz w:val="22"/>
-                      <w:szCs w:val="22"/>
+                      <w:sz w:val="21"/>
+                      <w:szCs w:val="21"/>
                     </w:rPr>
                     <w:t xml:space="preserve">  </w:t>
                   </w:r>
@@ -3406,11 +3530,11 @@
                     <w:rPr>
                       <w:rFonts w:ascii="Avenir Next" w:hAnsi="Avenir Next" w:cs="Avenir Next" w:eastAsia="Avenir Next"/>
                       <w:color w:val="1A1A1A"/>
-                      <w:sz w:val="22"/>
-                      <w:szCs w:val="22"/>
+                      <w:sz w:val="21"/>
+                      <w:szCs w:val="21"/>
                       <w:u w:val="single"/>
                     </w:rPr>
-                    <w:t xml:space="preserve">      </w:t>
+                    <w:t xml:space="preserve">          </w:t>
                   </w:r>
                 </w:p>
               </w:tc>
@@ -3439,6 +3563,7 @@
           <w:tab w:val="right" w:pos="9504"/>
         </w:tabs>
         <w:spacing w:before="50" w:after="36" w:line="240" w:lineRule="auto"/>
+        <w:outlineLvl w:val="1"/>
       </w:pPr>
       <w:r>
         <w:rPr>
@@ -3523,8 +3648,8 @@
                 <w:rFonts w:ascii="Avenir Next" w:hAnsi="Avenir Next" w:cs="Avenir Next" w:eastAsia="Avenir Next"/>
                 <w:b/>
                 <w:color w:val="1A1A1A"/>
-                <w:sz w:val="22"/>
-                <w:szCs w:val="22"/>
+                <w:sz w:val="21"/>
+                <w:szCs w:val="21"/>
               </w:rPr>
               <w:t xml:space="preserve">7.</w:t>
             </w:r>
@@ -3532,8 +3657,8 @@
               <w:rPr>
                 <w:rFonts w:ascii="Avenir Next" w:hAnsi="Avenir Next" w:cs="Avenir Next" w:eastAsia="Avenir Next"/>
                 <w:color w:val="1A1A1A"/>
-                <w:sz w:val="22"/>
-                <w:szCs w:val="22"/>
+                <w:sz w:val="21"/>
+                <w:szCs w:val="21"/>
               </w:rPr>
               <w:tab/>
             </w:r>
@@ -3541,10 +3666,10 @@
               <w:rPr>
                 <w:rFonts w:ascii="Avenir Next" w:hAnsi="Avenir Next" w:cs="Avenir Next" w:eastAsia="Avenir Next"/>
                 <w:color w:val="1A1A1A"/>
-                <w:sz w:val="22"/>
-                <w:szCs w:val="22"/>
-              </w:rPr>
-              <w:t xml:space="preserve">$63 is 70% of the first price. What was the first price?</w:t>
+                <w:sz w:val="21"/>
+                <w:szCs w:val="21"/>
+              </w:rPr>
+              <w:t xml:space="preserve">$56 is 70% of the first price. What was the first price?</w:t>
             </w:r>
           </w:p>
           <w:tbl>
@@ -3597,8 +3722,8 @@
                       <w:rFonts w:ascii="Avenir Next" w:hAnsi="Avenir Next" w:cs="Avenir Next" w:eastAsia="Avenir Next"/>
                       <w:b/>
                       <w:color w:val="003A70"/>
-                      <w:sz w:val="21"/>
-                      <w:szCs w:val="21"/>
+                      <w:sz w:val="22"/>
+                      <w:szCs w:val="22"/>
                     </w:rPr>
                     <w:t xml:space="preserve">A</w:t>
                   </w:r>
@@ -3606,8 +3731,8 @@
                     <w:rPr>
                       <w:rFonts w:ascii="Avenir Next" w:hAnsi="Avenir Next" w:cs="Avenir Next" w:eastAsia="Avenir Next"/>
                       <w:color w:val="1A1A1A"/>
-                      <w:sz w:val="21"/>
-                      <w:szCs w:val="21"/>
+                      <w:sz w:val="22"/>
+                      <w:szCs w:val="22"/>
                     </w:rPr>
                     <w:tab/>
                   </w:r>
@@ -3615,10 +3740,10 @@
                     <w:rPr>
                       <w:rFonts w:ascii="Avenir Next" w:hAnsi="Avenir Next" w:cs="Avenir Next" w:eastAsia="Avenir Next"/>
                       <w:color w:val="1A1A1A"/>
-                      <w:sz w:val="21"/>
-                      <w:szCs w:val="21"/>
-                    </w:rPr>
-                    <w:t xml:space="preserve">$90</w:t>
+                      <w:sz w:val="22"/>
+                      <w:szCs w:val="22"/>
+                    </w:rPr>
+                    <w:t xml:space="preserve">$80</w:t>
                   </w:r>
                 </w:p>
               </w:tc>
@@ -3640,8 +3765,8 @@
                       <w:rFonts w:ascii="Avenir Next" w:hAnsi="Avenir Next" w:cs="Avenir Next" w:eastAsia="Avenir Next"/>
                       <w:b/>
                       <w:color w:val="003A70"/>
-                      <w:sz w:val="21"/>
-                      <w:szCs w:val="21"/>
+                      <w:sz w:val="22"/>
+                      <w:szCs w:val="22"/>
                     </w:rPr>
                     <w:t xml:space="preserve">B</w:t>
                   </w:r>
@@ -3649,8 +3774,8 @@
                     <w:rPr>
                       <w:rFonts w:ascii="Avenir Next" w:hAnsi="Avenir Next" w:cs="Avenir Next" w:eastAsia="Avenir Next"/>
                       <w:color w:val="1A1A1A"/>
-                      <w:sz w:val="21"/>
-                      <w:szCs w:val="21"/>
+                      <w:sz w:val="22"/>
+                      <w:szCs w:val="22"/>
                     </w:rPr>
                     <w:tab/>
                   </w:r>
@@ -3658,10 +3783,10 @@
                     <w:rPr>
                       <w:rFonts w:ascii="Avenir Next" w:hAnsi="Avenir Next" w:cs="Avenir Next" w:eastAsia="Avenir Next"/>
                       <w:color w:val="1A1A1A"/>
-                      <w:sz w:val="21"/>
-                      <w:szCs w:val="21"/>
-                    </w:rPr>
-                    <w:t xml:space="preserve">$9</w:t>
+                      <w:sz w:val="22"/>
+                      <w:szCs w:val="22"/>
+                    </w:rPr>
+                    <w:t xml:space="preserve">$8</w:t>
                   </w:r>
                 </w:p>
               </w:tc>
@@ -3683,8 +3808,8 @@
                       <w:rFonts w:ascii="Avenir Next" w:hAnsi="Avenir Next" w:cs="Avenir Next" w:eastAsia="Avenir Next"/>
                       <w:b/>
                       <w:color w:val="003A70"/>
-                      <w:sz w:val="21"/>
-                      <w:szCs w:val="21"/>
+                      <w:sz w:val="22"/>
+                      <w:szCs w:val="22"/>
                     </w:rPr>
                     <w:t xml:space="preserve">C</w:t>
                   </w:r>
@@ -3692,8 +3817,8 @@
                     <w:rPr>
                       <w:rFonts w:ascii="Avenir Next" w:hAnsi="Avenir Next" w:cs="Avenir Next" w:eastAsia="Avenir Next"/>
                       <w:color w:val="1A1A1A"/>
-                      <w:sz w:val="21"/>
-                      <w:szCs w:val="21"/>
+                      <w:sz w:val="22"/>
+                      <w:szCs w:val="22"/>
                     </w:rPr>
                     <w:tab/>
                   </w:r>
@@ -3701,10 +3826,10 @@
                     <w:rPr>
                       <w:rFonts w:ascii="Avenir Next" w:hAnsi="Avenir Next" w:cs="Avenir Next" w:eastAsia="Avenir Next"/>
                       <w:color w:val="1A1A1A"/>
-                      <w:sz w:val="21"/>
-                      <w:szCs w:val="21"/>
-                    </w:rPr>
-                    <w:t xml:space="preserve">$44.10</w:t>
+                      <w:sz w:val="22"/>
+                      <w:szCs w:val="22"/>
+                    </w:rPr>
+                    <w:t xml:space="preserve">$39.20</w:t>
                   </w:r>
                 </w:p>
               </w:tc>
@@ -3726,8 +3851,8 @@
                       <w:rFonts w:ascii="Avenir Next" w:hAnsi="Avenir Next" w:cs="Avenir Next" w:eastAsia="Avenir Next"/>
                       <w:b/>
                       <w:color w:val="003A70"/>
-                      <w:sz w:val="21"/>
-                      <w:szCs w:val="21"/>
+                      <w:sz w:val="22"/>
+                      <w:szCs w:val="22"/>
                     </w:rPr>
                     <w:t xml:space="preserve">D</w:t>
                   </w:r>
@@ -3735,8 +3860,8 @@
                     <w:rPr>
                       <w:rFonts w:ascii="Avenir Next" w:hAnsi="Avenir Next" w:cs="Avenir Next" w:eastAsia="Avenir Next"/>
                       <w:color w:val="1A1A1A"/>
-                      <w:sz w:val="21"/>
-                      <w:szCs w:val="21"/>
+                      <w:sz w:val="22"/>
+                      <w:szCs w:val="22"/>
                     </w:rPr>
                     <w:tab/>
                   </w:r>
@@ -3744,10 +3869,10 @@
                     <w:rPr>
                       <w:rFonts w:ascii="Avenir Next" w:hAnsi="Avenir Next" w:cs="Avenir Next" w:eastAsia="Avenir Next"/>
                       <w:color w:val="1A1A1A"/>
-                      <w:sz w:val="21"/>
-                      <w:szCs w:val="21"/>
-                    </w:rPr>
-                    <w:t xml:space="preserve">$630</w:t>
+                      <w:sz w:val="22"/>
+                      <w:szCs w:val="22"/>
+                    </w:rPr>
+                    <w:t xml:space="preserve">$560</w:t>
                   </w:r>
                 </w:p>
               </w:tc>
@@ -3793,19 +3918,19 @@
         <w:tblLook w:val="0000" w:firstRow="0" w:lastRow="0" w:firstColumn="0" w:lastColumn="0" w:noHBand="1" w:noVBand="1"/>
       </w:tblPr>
       <w:tblGrid>
-        <w:gridCol w:w="2000"/>
-        <w:gridCol w:w="2300"/>
-        <w:gridCol w:w="2100"/>
-        <w:gridCol w:w="3104"/>
+        <w:gridCol w:w="1750"/>
+        <w:gridCol w:w="2500"/>
+        <w:gridCol w:w="2200"/>
+        <w:gridCol w:w="3054"/>
       </w:tblGrid>
       <w:tr>
         <w:trPr>
           <w:cantSplit/>
-          <w:trHeight w:val="320" w:hRule="atLeast"/>
+          <w:trHeight w:val="300" w:hRule="atLeast"/>
         </w:trPr>
         <w:tc>
           <w:tcPr>
-            <w:tcW w:w="2000" w:type="dxa"/>
+            <w:tcW w:w="1750" w:type="dxa"/>
             <w:vAlign w:val="center"/>
           </w:tcPr>
           <w:p>
@@ -3827,7 +3952,7 @@
         </w:tc>
         <w:tc>
           <w:tcPr>
-            <w:tcW w:w="2300" w:type="dxa"/>
+            <w:tcW w:w="2500" w:type="dxa"/>
             <w:vAlign w:val="center"/>
           </w:tcPr>
           <w:p>
@@ -3838,8 +3963,8 @@
               <w:rPr>
                 <w:rFonts w:ascii="Arial" w:hAnsi="Arial" w:cs="Arial" w:eastAsia="Arial"/>
                 <w:color w:val="1A1A1A"/>
-                <w:sz w:val="24"/>
-                <w:szCs w:val="24"/>
+                <w:sz w:val="20"/>
+                <w:szCs w:val="20"/>
               </w:rPr>
               <w:t xml:space="preserve">□</w:t>
             </w:r>
@@ -3856,7 +3981,7 @@
         </w:tc>
         <w:tc>
           <w:tcPr>
-            <w:tcW w:w="2100" w:type="dxa"/>
+            <w:tcW w:w="2200" w:type="dxa"/>
             <w:vAlign w:val="center"/>
           </w:tcPr>
           <w:p>
@@ -3867,8 +3992,8 @@
               <w:rPr>
                 <w:rFonts w:ascii="Arial" w:hAnsi="Arial" w:cs="Arial" w:eastAsia="Arial"/>
                 <w:color w:val="1A1A1A"/>
-                <w:sz w:val="24"/>
-                <w:szCs w:val="24"/>
+                <w:sz w:val="20"/>
+                <w:szCs w:val="20"/>
               </w:rPr>
               <w:t xml:space="preserve">□</w:t>
             </w:r>
@@ -3885,7 +4010,7 @@
         </w:tc>
         <w:tc>
           <w:tcPr>
-            <w:tcW w:w="3104" w:type="dxa"/>
+            <w:tcW w:w="3054" w:type="dxa"/>
             <w:vAlign w:val="center"/>
           </w:tcPr>
           <w:p>
@@ -3896,8 +4021,8 @@
               <w:rPr>
                 <w:rFonts w:ascii="Arial" w:hAnsi="Arial" w:cs="Arial" w:eastAsia="Arial"/>
                 <w:color w:val="1A1A1A"/>
-                <w:sz w:val="24"/>
-                <w:szCs w:val="24"/>
+                <w:sz w:val="20"/>
+                <w:szCs w:val="20"/>
               </w:rPr>
               <w:t xml:space="preserve">□</w:t>
             </w:r>
@@ -3932,7 +4057,7 @@
     <w:sectPr>
       <w:footerReference w:type="default" r:id="rIdFooter1"/>
       <w:pgSz w:w="12240" w:h="15840"/>
-      <w:pgMar w:top="893" w:right="1224" w:bottom="835" w:left="1512" w:header="432" w:footer="432" w:gutter="0"/>
+      <w:pgMar w:top="780" w:right="1224" w:bottom="760" w:left="1512" w:header="432" w:footer="432" w:gutter="0"/>
       <w:cols w:space="720"/>
     </w:sectPr>
   </w:body>
